--- a/example_articles/occupations/Service/2.occupations_Service_New_York_Times.docx
+++ b/example_articles/occupations/Service/2.occupations_Service_New_York_Times.docx
@@ -7,7 +7,7 @@
         <w:pStyle w:val="Heading1"/>
       </w:pPr>
       <w:r>
-        <w:t>Pine Valley, L.I., Fades Into Pine Valley, R.I.P.</w:t>
+        <w:t>As Voting Pattern Emerges, So Does Need to Break It</w:t>
       </w:r>
     </w:p>
     <w:p>
@@ -17,22 +17,22 @@
     </w:p>
     <w:p>
       <w:r>
-        <w:t>Date: 1990-03-24</w:t>
+        <w:t>Date: 2008-02-11</w:t>
       </w:r>
     </w:p>
     <w:p>
       <w:r>
-        <w:t>Section: Section 1; Page 28, Column 1; Metropolitan Desk</w:t>
+        <w:t>Section: Section A; Column 0; National Desk; Pg. 16; THE CAUCUS</w:t>
       </w:r>
     </w:p>
     <w:p>
       <w:r>
-        <w:t>Source file: NYT/40.DOCX</w:t>
+        <w:t>Source file: NYT/34.DOCX</w:t>
       </w:r>
     </w:p>
     <w:p>
       <w:r>
-        <w:t>Raw occupations result, 'occupations': ['Service']</w:t>
+        <w:t>Raw occupations result, 'occupations': ['Other: Nascar fans/blue-collar workers (implied manufacturing or service)']</w:t>
       </w:r>
     </w:p>
     <w:p>
@@ -49,63 +49,58 @@
     </w:p>
     <w:p>
       <w:r>
-        <w:t>This village has been called many things in its two years of life: a developer's dream, an experiment in self-determination, a joke. Now call it defunct.</w:t>
+        <w:t>Senator Barack Obama scored impressive weekend victories over Senator Hillary Rodham Clinton in several Democratic presidential nomination contests. He is well positioned for this week's voting in Maryland, Virginia and the District of Columbia. But neither candidate has achieved what is most important for deciding their battle. That is breaking the pattern of voter preferences that has structured their competition so far.</w:t>
         <w:br/>
-        <w:t>After trying hard to run the village they created out of a neglected corner of Southampton Town in 1987, the 791 residents of Pine Valley reversed themselves on Tuesday, voting 165 to 142 to disband.</w:t>
+        <w:t xml:space="preserve">  That pattern -- driven by demographics and electoral mechanics -- has proven more powerful than momentum or the candidates' policy messages. In the quest for delegates over the next three months, they will be wrestling the pattern as much as each other.</w:t>
         <w:br/>
-        <w:t>The vote puts a gradual dissolution program into effect; by the end of 1991, Pine Valley will be entirely gone, absorbed back into Southampton.</w:t>
+        <w:t xml:space="preserve">  The pattern stems in part from what is sometimes called identity politics -- not surprising in a race with two history-making candidates.</w:t>
         <w:br/>
-        <w:t>In the end, it was higher taxes caused by the new village that upset Pine Valley's working-class residents. But they also hated the way village trustees yelled and hit one another at meetings, and the way everything became a public embarrassment, as when one resident, Thomas Caulfield, circulated a petition to change Pine Valley's name to ''Joke, Long Island.''</w:t>
+        <w:t xml:space="preserve">  Mrs. Clinton, of New York, who would be the first woman to be president, has dominated among women; according to exit polls, they have consistently constituted 55 percent or more of the Democratic electorate. Mr. Obama, of Illinois, who would be the first black president, has dominated among blacks by even more lopsided margins. </w:t>
+        <w:br/>
+        <w:t xml:space="preserve">  But with the exception of a few states like South Carolina and Georgia, where blacks represented a majority and Mr. Obama won, they have represented a far smaller share of the vote.</w:t>
+        <w:br/>
+        <w:t xml:space="preserve">  Mrs. Clinton, drawing on memories of prosperity during her husband's presidency, has held steady advantages among Hispanics, older voters and blue-collar whites. Mr. Obama's inspirational ''Yes We Can'' message has produced an edge among young people, independents, college graduates and higher-income Democrats.</w:t>
+        <w:br/>
+        <w:t xml:space="preserve">  Those disparate collections can to some degree be distinguished using labels -- Mrs. Clinton's as more moderate, Mr. Obama's as more liberal. But ''the ideological differences clearly seem to be driven by demographics,'' said Geoff Garin, a Democratic pollster.</w:t>
+        <w:br/>
+        <w:t xml:space="preserve">  Those differences have helped define another important element. </w:t>
+        <w:br/>
+        <w:t xml:space="preserve">  While Mrs. Clinton has performed best in primaries, like New Hampshire and California, Mr. Obama has excelled in caucuses that turn on organizational prowess, from the kickoff event in Iowa to the Washington and Nebraska contests over the weekend.</w:t>
+        <w:br/>
+        <w:t xml:space="preserve">  That is partly because Mr. Obama invested more heavily in grass-roots organization in his bid to overcome Mrs. Clinton's establishment advantages. Moreover, the time and information required for caucus participation attract demographic elites drawn to the Illinois senator in the first place -- his ''Starbucks Democrats,'' rather than Mrs. Clinton's ''Dunkin' Donuts Democrats,'' as Chris Lehane, a former aide to Al Gore, puts it.</w:t>
+        <w:br/>
+        <w:t xml:space="preserve">  Thus it is easy to project coming areas of strength for each candidate. </w:t>
+        <w:br/>
+        <w:t xml:space="preserve">  On Tuesday, Mr. Obama can expect to dominate in heavily black Washington, D.C., and he's favored in Maryland, which has an above-average proportion of both blacks and college graduates. </w:t>
+        <w:br/>
+        <w:t xml:space="preserve">  Mrs. Clinton has a better chance in Virginia, where working class Nascar fans remain an important constituency.</w:t>
+        <w:br/>
+        <w:t xml:space="preserve">  On Feb. 19, Mr. Obama will be favored in Hawaii, because he grew up there and because it is a caucus state. Mrs. Clinton has a better shot in Wisconsin, where the black vote is relatively small and the blue-collar vote relatively large.</w:t>
+        <w:br/>
+        <w:t xml:space="preserve">  But Mrs. Clinton's most promising venues lie in the big March 4 primaries. One is Ohio, an emblem of Midwest economic change; the other is Texas, where Hispanics represent a dominant force.</w:t>
+        <w:br/>
+        <w:t xml:space="preserve">  Mr. Obama may somewhat offset her strengths with more money for advertising and rules in both states that allow independents to vote. Independents may not vote, however, in Pennsylvania's April 22 primary -- another Clinton target.</w:t>
+        <w:br/>
+        <w:t xml:space="preserve">  Either candidate, however, may yet forge a new pattern. </w:t>
+        <w:br/>
+        <w:t xml:space="preserve">  ''Barack has to drive an economic message that connects with the individual hopes and fears of voters,'' said Carter Eskew, a Democratic strategist. Mrs. Clinton aimed a dose of inspiration at upscale voters with her lyrical remarks the night of the Feb. 5 primaries -- and has quieted the attacks by former President Bill Clinton that so offended Democratic elites.</w:t>
+        <w:br/>
+        <w:t xml:space="preserve">  One factor muted thus far could also change the pattern: momentum. Tad Devine, a top aide for candidates from Walter Mondale to John Kerry, calls this slower-paced part of the Democratic race Stage 4. The first stage was 2007 fund-raising; the second was the kickoff contests in Iowa, New Hampshire, Nevada and South Carolina; the third was the 22-state contest on Feb. 5.</w:t>
+        <w:br/>
+        <w:t xml:space="preserve">  The front-loaded calendar jammed the first three phases so closely together as to blunt momentum from one state to the next. But ''momentum can be the driving force in this stage,'' Mr. Devine said, since voters have more time to absorb who is moving ahead and who is lagging. </w:t>
+        <w:br/>
+        <w:t xml:space="preserve">  If he is right, Mr. Obama could gain an edge beginning this week.</w:t>
+        <w:br/>
+        <w:br/>
+        <w:t>http://www.nytimes.com</w:t>
+        <w:br/>
+        <w:br/>
+        <w:t>Graphic</w:t>
+        <w:br/>
         <w:br/>
         <w:t xml:space="preserve"> </w:t>
         <w:br/>
-        <w:t>'A Lot of Rancor'</w:t>
-        <w:br/>
-        <w:t>''There was tremendous ineptitude and mismanagement, which resulted in a lot of rancor,'' said Lee E. Koppelman, executive director of the Long Island Regional Planning Board. ''And they got no services at increased costs.''</w:t>
-        <w:br/>
-        <w:t>But village officials said they worked as hard as they could.</w:t>
-        <w:br/>
-        <w:t>''I think the saddest part is the people who compare it to the soap opera,'' said Maryann Soika, the village clerk. The village shares its name with the back-stabbing town of Pine Valley on ''All My Children.''</w:t>
-        <w:br/>
-        <w:t>For years, the people of Pine Valley, where the average income is about $17,000, felt pushed around by Southampton. They said they paid high taxes and got nothing back.</w:t>
-        <w:br/>
-        <w:t xml:space="preserve"> </w:t>
-        <w:br/>
-        <w:t>Debate Over Development</w:t>
-        <w:br/>
-        <w:t>But not everyone favored seceding. From the start, the idea of secession became entwined in a debate over the proper balance between development and the environment, between the need to improve a depressed economy and the need to preserve the land.</w:t>
-        <w:br/>
-        <w:t>Environmental groups accused the founding father of Pine Valley, Leonard Sheldon, of organizing the drive to form a village so that he could advance projects for his developer friends.</w:t>
-        <w:br/>
-        <w:t>Mr. Sheldon said that he had no such friends. He wanted a new village, he said, because it would give residents self-determination and reduce their taxes.</w:t>
-        <w:br/>
-        <w:t>But in the two years of the village, nothing new was built and taxes went up. In addition to paying Southampton Town taxes, the average family found itself owing a village tax bill of about $200.</w:t>
-        <w:br/>
-        <w:t xml:space="preserve"> </w:t>
-        <w:br/>
-        <w:t>'Benefits of Being a Village'</w:t>
-        <w:br/>
-        <w:t>''Nothing changed except the taxes,'' said Carol Overdoff, a clerk at the local A.&amp; P. Village officials attributed the taxes to start-up costs. They said that taxes were being cut this year, so that most families will owe about $120.</w:t>
-        <w:br/>
-        <w:t>''The village needed at least another two or three years,'' said Joseph Colao, a trustee.</w:t>
-        <w:br/>
-        <w:t>As support for the village waned, many of its original supporters, including Mr. Sheldon and Mr. Caulfield, turned against Pine Valley. Mr. Caulfield circulated a petition to dissolve it.</w:t>
-        <w:br/>
-        <w:t xml:space="preserve"> </w:t>
-        <w:br/>
-        <w:t>Everyone Switched Sides</w:t>
-        <w:br/>
-        <w:t>It is highly unusual for a village to vote itself out of existence; Mr. Koppelman says he has heard of only two other instances on Long Island.</w:t>
-        <w:br/>
-        <w:t>In the end, everyone switched sides: the people who first opposed the village found themselves supporting it, and those who had supported it now opposed it. The factions are still fighting.</w:t>
-        <w:br/>
-        <w:t>The environmentalists say that opponents of the village are dismantling it because they realized it could not be used for their development agendas, and the opponents say all that bothered them was the high taxes.</w:t>
-        <w:br/>
-        <w:t>Mr. Sheldon's son, Christopher, a village trustee who did not run in this election, also switched from supporting to opposing Pine Valley. His fights with Mr. Colao and another trustee, Vincent Scandole, left a widespread impression that the board was so bitterly divided that action was virtually impossible.</w:t>
-        <w:br/>
-        <w:t>To many residents, the most telling incident came this winter, when Mr. Scandole and the younger Mr. Sheldon came to blows at a meeting.</w:t>
-        <w:br/>
-        <w:t>Mrs. Soika, who will continue to draw her $200-a-week salary as village clerk until the final ''Pine Valley'' road sign is removed, was not amused. ''It wasn't a joke to the people of Pine Valley,'' she said. ''We were deadly serious.''</w:t>
+        <w:t>DRAWING (DRAWING BY STUART GOLDENBERG)</w:t>
       </w:r>
     </w:p>
     <w:sectPr>

--- a/example_articles/occupations/Service/2.occupations_Service_New_York_Times.docx
+++ b/example_articles/occupations/Service/2.occupations_Service_New_York_Times.docx
@@ -7,7 +7,7 @@
         <w:pStyle w:val="Heading1"/>
       </w:pPr>
       <w:r>
-        <w:t>As Voting Pattern Emerges, So Does Need to Break It</w:t>
+        <w:t>This 'Hamlet' Is Short On Slings and Arrows</w:t>
       </w:r>
     </w:p>
     <w:p>
@@ -17,22 +17,22 @@
     </w:p>
     <w:p>
       <w:r>
-        <w:t>Date: 2008-02-11</w:t>
+        <w:t>Date: 2024-02-15</w:t>
       </w:r>
     </w:p>
     <w:p>
       <w:r>
-        <w:t>Section: Section A; Column 0; National Desk; Pg. 16; THE CAUCUS</w:t>
+        <w:t>Section: Section C; Column 0; The Arts/Cultural Desk; Pg. 4</w:t>
       </w:r>
     </w:p>
     <w:p>
       <w:r>
-        <w:t>Source file: NYT/34.DOCX</w:t>
+        <w:t>Source file: NYT/3.DOCX</w:t>
       </w:r>
     </w:p>
     <w:p>
       <w:r>
-        <w:t>Raw occupations result, 'occupations': ['Other: Nascar fans/blue-collar workers (implied manufacturing or service)']</w:t>
+        <w:t>Raw occupations result, 'occupations': ['Other: gravedigger']</w:t>
       </w:r>
     </w:p>
     <w:p>
@@ -49,50 +49,28 @@
     </w:p>
     <w:p>
       <w:r>
-        <w:t>Senator Barack Obama scored impressive weekend victories over Senator Hillary Rodham Clinton in several Democratic presidential nomination contests. He is well positioned for this week's voting in Maryland, Virginia and the District of Columbia. But neither candidate has achieved what is most important for deciding their battle. That is breaking the pattern of voter preferences that has structured their competition so far.</w:t>
+        <w:t>Eddie Izzard is a wildly witty ad-libber, but a play straitjackets this gift -- especially in this new staging that is short of ideas.</w:t>
         <w:br/>
-        <w:t xml:space="preserve">  That pattern -- driven by demographics and electoral mechanics -- has proven more powerful than momentum or the candidates' policy messages. In the quest for delegates over the next three months, they will be wrestling the pattern as much as each other.</w:t>
+        <w:t xml:space="preserve">To laugh, or not to laugh? That is the question. </w:t>
         <w:br/>
-        <w:t xml:space="preserve">  The pattern stems in part from what is sometimes called identity politics -- not surprising in a race with two history-making candidates.</w:t>
+        <w:t xml:space="preserve">  Or at least one you may consider early in Eddie Izzard's ''Hamlet,'' in which the comic portrays all the roles herself.</w:t>
         <w:br/>
-        <w:t xml:space="preserve">  Mrs. Clinton, of New York, who would be the first woman to be president, has dominated among women; according to exit polls, they have consistently constituted 55 percent or more of the Democratic electorate. Mr. Obama, of Illinois, who would be the first black president, has dominated among blacks by even more lopsided margins. </w:t>
+        <w:t xml:space="preserve">  Something is certainly a little silly about dramatizing Hamlet fighting with his mother by having a left hand wrestle with the arm of the right, evoking Peter Sellers's scientist who struggles to restrain himself from raising his arm in Nazi salute in ''Dr. Strangelove.'' And solo sword fights have possibilities that a brilliant comedian like Izzard might exploit.</w:t>
         <w:br/>
-        <w:t xml:space="preserve">  But with the exception of a few states like South Carolina and Georgia, where blacks represented a majority and Mr. Obama won, they have represented a far smaller share of the vote.</w:t>
+        <w:t xml:space="preserve">  Yet, as Izzard darts around the stage, from role to role, hopscotching in and out of the audience declaiming speeches, what becomes clear is this frenetic staging is earnest, surprisingly traditional and deadly serious. A wildly witty ad-libber, Izzard can make two-hour monologues feel like a stream-of-conscious eruption. A play straitjackets this gift. Except for a few flourishes, this staging, directed by Selina Cadell, is short of ideas. (Imagine sock puppets without the socks and you get an idea of her Rosencrantz and Guildenstern.)</w:t>
         <w:br/>
-        <w:t xml:space="preserve">  Mrs. Clinton, drawing on memories of prosperity during her husband's presidency, has held steady advantages among Hispanics, older voters and blue-collar whites. Mr. Obama's inspirational ''Yes We Can'' message has produced an edge among young people, independents, college graduates and higher-income Democrats.</w:t>
+        <w:t xml:space="preserve">  Inside a modern, minimalist set (designed by Tom Piper) with no props, Izzard, who mounted a solo theatrical adaptation of ''Great Expectations'' last year, sometimes represents changing characters by spinning, other times by just moving a few feet. If there is method here, I did not detect it. If you don't know ''Hamlet,'' there is no chance you are going to follow the play within a play. If you do, you might wonder why Izzard doesn't spend more time playing the characters watching, not talking.</w:t>
         <w:br/>
-        <w:t xml:space="preserve">  Those disparate collections can to some degree be distinguished using labels -- Mrs. Clinton's as more moderate, Mr. Obama's as more liberal. But ''the ideological differences clearly seem to be driven by demographics,'' said Geoff Garin, a Democratic pollster.</w:t>
+        <w:t xml:space="preserve">  Among the occasionally overlooked qualities of the Danish prince is that he can be very funny, especially when mean. But you wouldn't know it in this production, adapted by Izzard's brother, Mark. Izzard is an even-keeled Hamlet. She doesn't elongate vowels or spit out consonants, rarely yells or expresses contempt. She appears to be pacing herself throughout. Despite wearing dark vinyl pants, this is a very tweedy performance. The best Hamlets (like that of Andrew Scott, who, in a sign of a trend or maybe a growing need for inexpensive casts, recently performed a one-man ''Uncle Vanya'') dramatize the act of thinking, but that interiority is lacking here.</w:t>
         <w:br/>
-        <w:t xml:space="preserve">  Those differences have helped define another important element. </w:t>
+        <w:t xml:space="preserve">  Instead of taking Hamlet's famous acting advice to not ''saw the air'' too much, Izzard favors gesticulating and thrusting her hips to indicate something sexual has been said. She adopts a working-class voice for the gravedigger scene, but otherwise doesn't try dramatic shifts in accents, voice or physicality.</w:t>
         <w:br/>
-        <w:t xml:space="preserve">  While Mrs. Clinton has performed best in primaries, like New Hampshire and California, Mr. Obama has excelled in caucuses that turn on organizational prowess, from the kickoff event in Iowa to the Washington and Nebraska contests over the weekend.</w:t>
+        <w:t xml:space="preserve">  Izzard has famously picked up marathon running over the years, and even completed 32 in a month. It's a remarkable feat, but this one might be tougher -- and it shows. (On the night I attended, she flubbed several lines and appeared to be breathing hard during this endurance test of a play.) One comes away with the sense that Eddie Izzard didn't perform ''Hamlet'' so much as become defeated by it.</w:t>
         <w:br/>
-        <w:t xml:space="preserve">  That is partly because Mr. Obama invested more heavily in grass-roots organization in his bid to overcome Mrs. Clinton's establishment advantages. Moreover, the time and information required for caucus participation attract demographic elites drawn to the Illinois senator in the first place -- his ''Starbucks Democrats,'' rather than Mrs. Clinton's ''Dunkin' Donuts Democrats,'' as Chris Lehane, a former aide to Al Gore, puts it.</w:t>
-        <w:br/>
-        <w:t xml:space="preserve">  Thus it is easy to project coming areas of strength for each candidate. </w:t>
-        <w:br/>
-        <w:t xml:space="preserve">  On Tuesday, Mr. Obama can expect to dominate in heavily black Washington, D.C., and he's favored in Maryland, which has an above-average proportion of both blacks and college graduates. </w:t>
-        <w:br/>
-        <w:t xml:space="preserve">  Mrs. Clinton has a better chance in Virginia, where working class Nascar fans remain an important constituency.</w:t>
-        <w:br/>
-        <w:t xml:space="preserve">  On Feb. 19, Mr. Obama will be favored in Hawaii, because he grew up there and because it is a caucus state. Mrs. Clinton has a better shot in Wisconsin, where the black vote is relatively small and the blue-collar vote relatively large.</w:t>
-        <w:br/>
-        <w:t xml:space="preserve">  But Mrs. Clinton's most promising venues lie in the big March 4 primaries. One is Ohio, an emblem of Midwest economic change; the other is Texas, where Hispanics represent a dominant force.</w:t>
-        <w:br/>
-        <w:t xml:space="preserve">  Mr. Obama may somewhat offset her strengths with more money for advertising and rules in both states that allow independents to vote. Independents may not vote, however, in Pennsylvania's April 22 primary -- another Clinton target.</w:t>
-        <w:br/>
-        <w:t xml:space="preserve">  Either candidate, however, may yet forge a new pattern. </w:t>
-        <w:br/>
-        <w:t xml:space="preserve">  ''Barack has to drive an economic message that connects with the individual hopes and fears of voters,'' said Carter Eskew, a Democratic strategist. Mrs. Clinton aimed a dose of inspiration at upscale voters with her lyrical remarks the night of the Feb. 5 primaries -- and has quieted the attacks by former President Bill Clinton that so offended Democratic elites.</w:t>
-        <w:br/>
-        <w:t xml:space="preserve">  One factor muted thus far could also change the pattern: momentum. Tad Devine, a top aide for candidates from Walter Mondale to John Kerry, calls this slower-paced part of the Democratic race Stage 4. The first stage was 2007 fund-raising; the second was the kickoff contests in Iowa, New Hampshire, Nevada and South Carolina; the third was the 22-state contest on Feb. 5.</w:t>
-        <w:br/>
-        <w:t xml:space="preserve">  The front-loaded calendar jammed the first three phases so closely together as to blunt momentum from one state to the next. But ''momentum can be the driving force in this stage,'' Mr. Devine said, since voters have more time to absorb who is moving ahead and who is lagging. </w:t>
-        <w:br/>
-        <w:t xml:space="preserve">  If he is right, Mr. Obama could gain an edge beginning this week.</w:t>
+        <w:t xml:space="preserve">  Izzard Hamlet New YorkThrough March 16 at Greenwich House Theater, Manhattan; eddieizzardhamlet.com. Running time: 2 hours 25 minutes.Izzard Hamlet New York Through March 16 at Greenwich House Theater in Manhattan; eddieizzardhamlet.com. Running time: 2 hours 25 minutes.</w:t>
         <w:br/>
         <w:br/>
-        <w:t>http://www.nytimes.com</w:t>
+        <w:t>https://www.nytimes.com/2024/02/13/theater/izzard-hamlet-new-york-review.html</w:t>
         <w:br/>
         <w:br/>
         <w:t>Graphic</w:t>
@@ -100,7 +78,7 @@
         <w:br/>
         <w:t xml:space="preserve"> </w:t>
         <w:br/>
-        <w:t>DRAWING (DRAWING BY STUART GOLDENBERG)</w:t>
+        <w:t>PHOTO: Eddie Izzard plays all of the roles in a frenetic take on ''Hamlet.'' (PHOTOGRAPH BY SARA KRULWICH/THE NEW YORK TIMES) This article appeared in print on page C4.</w:t>
       </w:r>
     </w:p>
     <w:sectPr>

--- a/example_articles/occupations/Service/2.occupations_Service_New_York_Times.docx
+++ b/example_articles/occupations/Service/2.occupations_Service_New_York_Times.docx
@@ -7,7 +7,7 @@
         <w:pStyle w:val="Heading1"/>
       </w:pPr>
       <w:r>
-        <w:t>This 'Hamlet' Is Short On Slings and Arrows</w:t>
+        <w:t>Before the Downfall Of a Connecticut Priest, A Taste of the Good Life - Correction Appended</w:t>
       </w:r>
     </w:p>
     <w:p>
@@ -17,22 +17,22 @@
     </w:p>
     <w:p>
       <w:r>
-        <w:t>Date: 2024-02-15</w:t>
+        <w:t>Date: 2006-07-09</w:t>
       </w:r>
     </w:p>
     <w:p>
       <w:r>
-        <w:t>Section: Section C; Column 0; The Arts/Cultural Desk; Pg. 4</w:t>
+        <w:t>Section: Section 1; Column 3; Metropolitan Desk; Second Front; Pg. 19</w:t>
       </w:r>
     </w:p>
     <w:p>
       <w:r>
-        <w:t>Source file: NYT/3.DOCX</w:t>
+        <w:t>Source file: NYT/48.DOCX</w:t>
       </w:r>
     </w:p>
     <w:p>
       <w:r>
-        <w:t>Raw occupations result, 'occupations': ['Other: gravedigger']</w:t>
+        <w:t>Raw occupations result, 'occupations': ['Other: Police force (local)']</w:t>
       </w:r>
     </w:p>
     <w:p>
@@ -49,28 +49,103 @@
     </w:p>
     <w:p>
       <w:r>
-        <w:t>Eddie Izzard is a wildly witty ad-libber, but a play straitjackets this gift -- especially in this new staging that is short of ideas.</w:t>
+        <w:t>The Rev. Michael Jude Fay had his hair highlighted each spring at a local salon at prices of $85 or more, his hairdresser said. His vacation getaway was an ocean-view condominium in Florida that he owned with a close friend from Philadelphia. And he repeatedly spent thousands of dollars on luggage, jewelry and designer clothes, even though his salary was a modest $28,000 a year.</w:t>
         <w:br/>
-        <w:t xml:space="preserve">To laugh, or not to laugh? That is the question. </w:t>
+        <w:t xml:space="preserve">  To many of his parishioners at St. John Roman Catholic Church in Darien, Father Fay's lavish ways came as a shock nearly two months ago when the Diocese of Bridgeport demanded his resignation because of questions about his suitability for the priesthood, his lifestyle and his financial stewardship of the church.</w:t>
         <w:br/>
-        <w:t xml:space="preserve">  Or at least one you may consider early in Eddie Izzard's ''Hamlet,'' in which the comic portrays all the roles herself.</w:t>
+        <w:t>To those parishioners, he was the dutiful son of a New Jersey police officer and an advocate for the poor in wealthy Fairfield County. At times aloof, he was also sensitive in dealing with grief-stricken parishioners and showed flair in producing Broadway-style plays with local talent.</w:t>
         <w:br/>
-        <w:t xml:space="preserve">  Something is certainly a little silly about dramatizing Hamlet fighting with his mother by having a left hand wrestle with the arm of the right, evoking Peter Sellers's scientist who struggles to restrain himself from raising his arm in Nazi salute in ''Dr. Strangelove.'' And solo sword fights have possibilities that a brilliant comedian like Izzard might exploit.</w:t>
+        <w:t xml:space="preserve">  ''People loved him,'' said Richard Manegio, a Darien businessman whose ex-wife relied on Father Fay when she was battling cancer.</w:t>
         <w:br/>
-        <w:t xml:space="preserve">  Yet, as Izzard darts around the stage, from role to role, hopscotching in and out of the audience declaiming speeches, what becomes clear is this frenetic staging is earnest, surprisingly traditional and deadly serious. A wildly witty ad-libber, Izzard can make two-hour monologues feel like a stream-of-conscious eruption. A play straitjackets this gift. Except for a few flourishes, this staging, directed by Selina Cadell, is short of ideas. (Imagine sock puppets without the socks and you get an idea of her Rosencrantz and Guildenstern.)</w:t>
+        <w:t xml:space="preserve">  But a handful of parishioners, current and former employees and local merchants had nursed suspicions for years about the longtime pastor. In interviews, they -- and investigators, lawyers and church officials who came into the case more recently -- said Father Fay's taste for the gilded life seemed to have spun out of control in recent years. </w:t>
         <w:br/>
-        <w:t xml:space="preserve">  Inside a modern, minimalist set (designed by Tom Piper) with no props, Izzard, who mounted a solo theatrical adaptation of ''Great Expectations'' last year, sometimes represents changing characters by spinning, other times by just moving a few feet. If there is method here, I did not detect it. If you don't know ''Hamlet,'' there is no chance you are going to follow the play within a play. If you do, you might wonder why Izzard doesn't spend more time playing the characters watching, not talking.</w:t>
+        <w:t xml:space="preserve">  ''He was the most high-class priest I've ever seen,'' said Frank Colandro, the owner of a deli across the street from the church, mentioning Father Fay's expensive-looking shoes and watches. And the more Father Fay spent, his critics say, the more autocratic and secretive he became about the church's finances.</w:t>
         <w:br/>
-        <w:t xml:space="preserve">  Among the occasionally overlooked qualities of the Danish prince is that he can be very funny, especially when mean. But you wouldn't know it in this production, adapted by Izzard's brother, Mark. Izzard is an even-keeled Hamlet. She doesn't elongate vowels or spit out consonants, rarely yells or expresses contempt. She appears to be pacing herself throughout. Despite wearing dark vinyl pants, this is a very tweedy performance. The best Hamlets (like that of Andrew Scott, who, in a sign of a trend or maybe a growing need for inexpensive casts, recently performed a one-man ''Uncle Vanya'') dramatize the act of thinking, but that interiority is lacking here.</w:t>
+        <w:t xml:space="preserve">  Parishioners say there were warning signs about his spending, such as a black-tie bash he threw for himself at the Pierre Hotel, one of the premier hotels in Manhattan, in May 2003 to commemorate his 25th anniversary in the priesthood. But the Bridgeport Diocese did not pressure him to step aside until this year, after private investigators hired by the parish's bookkeeper and associate pastor documented at least $200,000 in questionable spending by Father Fay.</w:t>
         <w:br/>
-        <w:t xml:space="preserve">  Instead of taking Hamlet's famous acting advice to not ''saw the air'' too much, Izzard favors gesticulating and thrusting her hips to indicate something sexual has been said. She adopts a working-class voice for the gravedigger scene, but otherwise doesn't try dramatic shifts in accents, voice or physicality.</w:t>
+        <w:t xml:space="preserve">  Now, F.B.I. agents are investigating his case, and parish officials have been passing the plate at services with extra pleas for offerings to ease the parish's debt load. </w:t>
         <w:br/>
-        <w:t xml:space="preserve">  Izzard has famously picked up marathon running over the years, and even completed 32 in a month. It's a remarkable feat, but this one might be tougher -- and it shows. (On the night I attended, she flubbed several lines and appeared to be breathing hard during this endurance test of a play.) One comes away with the sense that Eddie Izzard didn't perform ''Hamlet'' so much as become defeated by it.</w:t>
+        <w:t xml:space="preserve">  The diocese, which violated its own policy by not auditing the parish's finances for more than five years, has said it will not comment on Father Fay until its own investigation is done. </w:t>
         <w:br/>
-        <w:t xml:space="preserve">  Izzard Hamlet New YorkThrough March 16 at Greenwich House Theater, Manhattan; eddieizzardhamlet.com. Running time: 2 hours 25 minutes.Izzard Hamlet New York Through March 16 at Greenwich House Theater in Manhattan; eddieizzardhamlet.com. Running time: 2 hours 25 minutes.</w:t>
+        <w:t xml:space="preserve">  Father Fay has not commented publicly, nor have the two lawyers who have told investigators they represent him. Attempts to obtain a comment from Father Fay were unsuccessful.</w:t>
+        <w:br/>
+        <w:t xml:space="preserve">  His 85-year-old mother, Mildred Fay, said in a brief interview, ''He's a wonderful person, and he's been wrongly accused.'' </w:t>
+        <w:br/>
+        <w:t xml:space="preserve">  Even people who thought they knew him well now say Father Fay, 55, has become a riddle to them. ''This is a shock,'' said Ken Bruno, a building inspector in Palisades Park, N.J., whose children were confirmed by Father Fay about eight years ago. ''I'm still trying to make sense of it.''</w:t>
+        <w:br/>
+        <w:t xml:space="preserve">  Father Fay's story begins in Palisades Park, a tight-knit, working-class town that barely covers one square mile. His father, Martin Terrance Fay, was a co-captain of the football team at St. Cecilia High School in Englewood, N.J., just as a new assistant coach, Vince Lombardi, was taking the team to new heights. </w:t>
+        <w:br/>
+        <w:t xml:space="preserve">  Martin Fay served in the Marine Corps during World War II and played minor-league football briefly until an injury sidelined him. Joining the Palisades Park police force in 1946, he ultimately became its chief. And when he died 10 years ago, the borough mourned, according to Frank A. Patti, a mortician who doubled until recently as the town historian. </w:t>
+        <w:br/>
+        <w:t xml:space="preserve">  Father Fay ''comes from good stock,'' Mr. Patti said.</w:t>
+        <w:br/>
+        <w:t xml:space="preserve">  Michael James Fay, the third of the Fays' five children, attended the local parish school, was active in Catholic youth organizations and appeared in a school play.</w:t>
+        <w:br/>
+        <w:t xml:space="preserve">  None of Father Fay's siblings responded to requests for interviews.</w:t>
+        <w:br/>
+        <w:t xml:space="preserve">  After a stint at St. Francis University in Loretto, Pa., he earned a degree from St. Mary's Seminary in Baltimore in 1977, adopted the middle name Jude and earned a Master of Arts degree in 1986 from Manhattan College, according to school records.</w:t>
+        <w:br/>
+        <w:t xml:space="preserve">  After being ordained in 1978, he worked as parochial vicar at some of Connecticut's most prosperous parishes, including St. Paul in Greenwich and St. Aloysius in New Canaan.</w:t>
+        <w:br/>
+        <w:t xml:space="preserve">  In 1991, he was put in charge of another wealthy parish, St. John, Darien's oldest Roman Catholic church. Parishioners say he urged them to show compassion to the needy, and they obliged by putting $10,000 or more a week into the church's collection baskets. </w:t>
+        <w:br/>
+        <w:t xml:space="preserve">  Parishioners also appreciated the spirited theatrical productions he helped direct at the church, including ''Nunsense,'' ''Guys and Dolls'' and ''Fiddler on the Roof.''</w:t>
+        <w:br/>
+        <w:t xml:space="preserve">  Starting in 2000, Father Fay's star seemed to rise. Sacred Heart University honored him for community service in 2002, and the Bridgeport Diocese appointed him to a sexual misconduct review board that year.</w:t>
+        <w:br/>
+        <w:t xml:space="preserve">  For all his outward success, it was evident that Father Fay had an appetite for little luxuries, such as the blond highlights his Darien hairdresser said he put in his hair.</w:t>
+        <w:br/>
+        <w:t xml:space="preserve">  A small bridal shower he threw for a Sunday school teacher had a three-piece combo and jaw-dropping flower arrangements, a person who attended said.</w:t>
+        <w:br/>
+        <w:t xml:space="preserve">  Parishioners said he spent thousands of dollars sprucing up the church and expanding the house where the priests lived. When one parent questioned the cost of a tapestry, Father Fay cut her off by saying, ''What makes you think it wasn't a gift?'' said Regina Damanti, a parishioner who heard the exchange.</w:t>
+        <w:br/>
+        <w:t xml:space="preserve">  Investigators say that friends and family of Father Fay seemed to receive special privileges or favors from the parish. For instance, the church paid last fall to fly another priest from Baltimore to Fort Lauderdale, Fla., where Father Fay owns a condominium, parish records show.</w:t>
+        <w:br/>
+        <w:t xml:space="preserve">  Father Fay also asked the church's caretaker to paint his mother's home in New Jersey and to repair the bungalow he once owned in western Connecticut, on church time, the investigators said.</w:t>
+        <w:br/>
+        <w:t xml:space="preserve">  Ellen Patafio, who was the parish's secretary from November 2004 until she quit in February, said Father Fay ''really changed a lot over the time I worked there.'' </w:t>
+        <w:br/>
+        <w:t xml:space="preserve">  Parishioners would call the office, wanting to discuss their problems with the priest, she said, and ''every time Jude would get on the phone, he'd roll his eyes.''</w:t>
+        <w:br/>
+        <w:t xml:space="preserve">  Over time, she and others said, they noticed that he left more of the pastoral work to his parochial vicar, the Rev. Michael J. Madden.</w:t>
+        <w:br/>
+        <w:t xml:space="preserve">  Father Fay learned he had prostate cancer, but Ms. Patafio and other parishioners said he cited problems from the cancer to avoid duties he disliked. He called it playing his ''cancer card,'' they said.</w:t>
+        <w:br/>
+        <w:t xml:space="preserve">  Bishop William E. Lori of Bridgeport told a recent gathering of parishioners that he may have given Father Fay latitude because he assumed the priest was in dire health. The severity of Father Fay's cancer problems is not known. </w:t>
+        <w:br/>
+        <w:t xml:space="preserve">  Father Fay did not relinquish his tight control over the church's finances, however, according to accounts provided by Ms. Patafio; the church's bookkeeper, Bethany D'Erario; her lawyer, Mickey Sherman; and the investigators she and Father Madden hired in May to look into possible improprieties at the church.</w:t>
+        <w:br/>
+        <w:t xml:space="preserve">  Father Fay typically kept donations to the church in his desk drawer instead of promptly depositing them in the church's bank account, making it difficult to track how the funds were used, said Vito Colucci Jr., one of the investigators hired by Father Madden. </w:t>
+        <w:br/>
+        <w:t xml:space="preserve">  In recent years, Father Fay also picked the members of the church's lay boards rather than let parishioners cast ballots, as they once did. None of the members of the parish's finance council returned calls seeking comment.</w:t>
+        <w:br/>
+        <w:t xml:space="preserve">  At least one member of the finance council, William Besgen, attended the black-tie event that Father Fay had at the Pierre Hotel in 2003, according to a seating list and Mr. Besgen's lawyer.</w:t>
+        <w:br/>
+        <w:t xml:space="preserve">  In the spring of 2005, Father Fay and his friend from Philadelphia, Cliff Fantini, a wedding consultant, jointly bought a $449,100 condo in Fort Lauderdale, property records show. Furnishings and monthly cable bills were charged to the parish, church records show. </w:t>
+        <w:br/>
+        <w:t xml:space="preserve">  The two men are also listed as tenants of a luxury apartment on East 63rd Street in Manhattan, the building's staff said. Mr. Fantini, known professionally as Cliff Martell, also stayed at the rectory for extended periods, Ms. Patafio said. </w:t>
+        <w:br/>
+        <w:t xml:space="preserve">  Ms. Patafio said Father Fay showered gifts, meals and trips on Mr. Fantini. ''Jude was always chasing after him,'' she said. </w:t>
+        <w:br/>
+        <w:t xml:space="preserve">  Mr. Fantini did not respond to multiple messages left at his home. </w:t>
+        <w:br/>
+        <w:t xml:space="preserve">  In April, the bookkeeper and Father Madden took their concerns to the diocese. Father Fay appeared before the bishop on May 9 to respond to the allegations but left without being relieved of his duties.</w:t>
+        <w:br/>
+        <w:t xml:space="preserve">  Frustrated, the bookkeeper and Father Madden asked Mr. Colucci and Wendy Kleinknecht, another investigator, to review records the bookkeeper had copied. On May 17, the investigators took their findings to the Darien police. The bishop asked Father Fay to resign and to leave the premises that same day. </w:t>
+        <w:br/>
+        <w:t xml:space="preserve">  Parishioners say they have not seen him since, although his sister Kathleen showed up recently to retrieve his personal belongings, including a cabinet full of Waterford crystal he left behind.</w:t>
         <w:br/>
         <w:br/>
-        <w:t>https://www.nytimes.com/2024/02/13/theater/izzard-hamlet-new-york-review.html</w:t>
+        <w:br/>
+        <w:t>http://www.nytimes.com</w:t>
+        <w:br/>
+        <w:t>Correction</w:t>
+        <w:br/>
+        <w:br/>
+        <w:br/>
+        <w:t>A picture caption on Sunday about a Roman Catholic priest in Darien, Conn., who is under federal investigation in connection with allegations that he misused church funds, misspelled his surname at one point in some copies. He is the Rev. Michael Jude Fay, not Faye.</w:t>
+        <w:br/>
+        <w:t>Correction-Date: July 11, 2006</w:t>
         <w:br/>
         <w:br/>
         <w:t>Graphic</w:t>
@@ -78,7 +153,11 @@
         <w:br/>
         <w:t xml:space="preserve"> </w:t>
         <w:br/>
-        <w:t>PHOTO: Eddie Izzard plays all of the roles in a frenetic take on ''Hamlet.'' (PHOTOGRAPH BY SARA KRULWICH/THE NEW YORK TIMES) This article appeared in print on page C4.</w:t>
+        <w:t>Photos: The Rev. Michael Jude Fay, in red shirt, and Cliff Fantini bought a condo at this Fort Lauderdale building together. Below, Father Fay in Darien, Conn., in 1994. (Photo by Tom Ryan/The Advocate)</w:t>
+        <w:br/>
+        <w:t>(Photo by Barbara P. Fernandez for The New York Times)(pg. 19)</w:t>
+        <w:br/>
+        <w:t xml:space="preserve"> Congregants leaving Sunday Mass at St. John Roman Catholic Church in Darien, Conn. (Photo by Douglas Healey for The New York Times)(pg. 20)</w:t>
       </w:r>
     </w:p>
     <w:sectPr>
